--- a/Coding 1 - year/Unit 1 - Intro to Programming/Daily Lesson Plans/Word/Day 14.docx
+++ b/Coding 1 - year/Unit 1 - Intro to Programming/Daily Lesson Plans/Word/Day 14.docx
@@ -50,12 +50,15 @@
               </w:rPr>
               <w:t xml:space="preserve">Coding I — Full Year</w:t>
             </w:r>
-          </w:p>
-          <w:p>
-            <w:pPr>
-              <w:spacing w:before="40"/>
-              <w:jc w:val="center"/>
-            </w:pPr>
+            <w:r>
+              <w:rPr>
+                <w:rFonts w:ascii="Arial" w:cs="Arial" w:eastAsia="Arial" w:hAnsi="Arial"/>
+                <w:sz w:val="16"/>
+                <w:szCs w:val="16"/>
+              </w:rPr>
+              <w:br/>
+              <w:t xml:space="preserve"/>
+            </w:r>
             <w:r>
               <w:rPr>
                 <w:rFonts w:ascii="Arial" w:cs="Arial" w:eastAsia="Arial" w:hAnsi="Arial"/>
@@ -83,7 +86,7 @@
           <w:rFonts w:ascii="Arial" w:cs="Arial" w:eastAsia="Arial" w:hAnsi="Arial"/>
           <w:b/>
           <w:bCs/>
-          <w:color w:val="1F3864"/>
+          <w:color w:val="2B5797"/>
           <w:sz w:val="32"/>
           <w:szCs w:val="32"/>
         </w:rPr>
@@ -261,9 +264,9 @@
               <w:right w:val="single" w:color="CCCCCC" w:sz="1"/>
             </w:tcBorders>
             <w:tcMar>
-              <w:top w:type="dxa" w:w="60"/>
+              <w:top w:type="dxa" w:w="80"/>
               <w:left w:type="dxa" w:w="120"/>
-              <w:bottom w:type="dxa" w:w="60"/>
+              <w:bottom w:type="dxa" w:w="80"/>
               <w:right w:type="dxa" w:w="120"/>
             </w:tcMar>
           </w:tcPr>
@@ -290,20 +293,213 @@
               <w:right w:val="single" w:color="CCCCCC" w:sz="1"/>
             </w:tcBorders>
             <w:tcMar>
-              <w:top w:type="dxa" w:w="60"/>
+              <w:top w:type="dxa" w:w="80"/>
               <w:left w:type="dxa" w:w="120"/>
-              <w:bottom w:type="dxa" w:w="60"/>
+              <w:bottom w:type="dxa" w:w="80"/>
               <w:right w:type="dxa" w:w="120"/>
             </w:tcMar>
           </w:tcPr>
           <w:p>
-            <w:r>
-              <w:rPr>
-                <w:rFonts w:ascii="Arial" w:cs="Arial" w:eastAsia="Arial" w:hAnsi="Arial"/>
-                <w:sz w:val="20"/>
-                <w:szCs w:val="20"/>
+            <w:pPr>
+              <w:spacing w:after="80" w:before="80"/>
+            </w:pPr>
+            <w:r>
+              <w:rPr>
+                <w:rFonts w:ascii="Arial" w:cs="Arial" w:eastAsia="Arial" w:hAnsi="Arial"/>
+                <w:b/>
+                <w:bCs/>
+                <w:i w:val="false"/>
+                <w:iCs w:val="false"/>
+                <w:color w:val="000000"/>
+                <w:sz w:val="22"/>
+                <w:szCs w:val="22"/>
               </w:rPr>
               <w:t xml:space="preserve">Bell Ringer / Review</w:t>
+            </w:r>
+            <w:r>
+              <w:rPr>
+                <w:rFonts w:ascii="Arial" w:cs="Arial" w:eastAsia="Arial" w:hAnsi="Arial"/>
+                <w:sz w:val="20"/>
+                <w:szCs w:val="20"/>
+              </w:rPr>
+              <w:br/>
+              <w:t xml:space="preserve"/>
+            </w:r>
+            <w:r>
+              <w:rPr>
+                <w:rFonts w:ascii="Arial" w:cs="Arial" w:eastAsia="Arial" w:hAnsi="Arial"/>
+                <w:sz w:val="20"/>
+                <w:szCs w:val="20"/>
+              </w:rPr>
+              <w:br/>
+              <w:t xml:space="preserve"/>
+            </w:r>
+            <w:r>
+              <w:rPr>
+                <w:rFonts w:ascii="Arial" w:cs="Arial" w:eastAsia="Arial" w:hAnsi="Arial"/>
+                <w:b/>
+                <w:bCs/>
+                <w:i w:val="false"/>
+                <w:iCs w:val="false"/>
+                <w:color w:val="000000"/>
+                <w:sz w:val="20"/>
+                <w:szCs w:val="20"/>
+              </w:rPr>
+              <w:t xml:space="preserve">Quick Write </w:t>
+            </w:r>
+            <w:r>
+              <w:rPr>
+                <w:rFonts w:ascii="Arial" w:cs="Arial" w:eastAsia="Arial" w:hAnsi="Arial"/>
+                <w:b w:val="false"/>
+                <w:bCs w:val="false"/>
+                <w:i w:val="false"/>
+                <w:iCs w:val="false"/>
+                <w:color w:val="000000"/>
+                <w:sz w:val="20"/>
+                <w:szCs w:val="20"/>
+              </w:rPr>
+              <w:t xml:space="preserve">(3 min — written or verbal):</w:t>
+            </w:r>
+            <w:r>
+              <w:rPr>
+                <w:rFonts w:ascii="Arial" w:cs="Arial" w:eastAsia="Arial" w:hAnsi="Arial"/>
+                <w:sz w:val="20"/>
+                <w:szCs w:val="20"/>
+              </w:rPr>
+              <w:br/>
+              <w:t xml:space="preserve"/>
+            </w:r>
+            <w:r>
+              <w:rPr>
+                <w:rFonts w:ascii="Arial" w:cs="Arial" w:eastAsia="Arial" w:hAnsi="Arial"/>
+                <w:b w:val="false"/>
+                <w:bCs w:val="false"/>
+                <w:i w:val="false"/>
+                <w:iCs w:val="false"/>
+                <w:color w:val="000000"/>
+                <w:sz w:val="20"/>
+                <w:szCs w:val="20"/>
+              </w:rPr>
+              <w:t xml:space="preserve">    In your own words: Format output using f-strings for professional-looking results?</w:t>
+            </w:r>
+            <w:r>
+              <w:rPr>
+                <w:rFonts w:ascii="Arial" w:cs="Arial" w:eastAsia="Arial" w:hAnsi="Arial"/>
+                <w:sz w:val="20"/>
+                <w:szCs w:val="20"/>
+              </w:rPr>
+              <w:br/>
+              <w:t xml:space="preserve"/>
+            </w:r>
+            <w:r>
+              <w:rPr>
+                <w:rFonts w:ascii="Arial" w:cs="Arial" w:eastAsia="Arial" w:hAnsi="Arial"/>
+                <w:sz w:val="20"/>
+                <w:szCs w:val="20"/>
+              </w:rPr>
+              <w:br/>
+              <w:t xml:space="preserve"/>
+            </w:r>
+            <w:r>
+              <w:rPr>
+                <w:rFonts w:ascii="Arial" w:cs="Arial" w:eastAsia="Arial" w:hAnsi="Arial"/>
+                <w:b/>
+                <w:bCs/>
+                <w:i w:val="false"/>
+                <w:iCs w:val="false"/>
+                <w:color w:val="000000"/>
+                <w:sz w:val="20"/>
+                <w:szCs w:val="20"/>
+              </w:rPr>
+              <w:t xml:space="preserve">Vocabulary Preview — </w:t>
+            </w:r>
+            <w:r>
+              <w:rPr>
+                <w:rFonts w:ascii="Arial" w:cs="Arial" w:eastAsia="Arial" w:hAnsi="Arial"/>
+                <w:b w:val="false"/>
+                <w:bCs w:val="false"/>
+                <w:i w:val="false"/>
+                <w:iCs w:val="false"/>
+                <w:color w:val="000000"/>
+                <w:sz w:val="20"/>
+                <w:szCs w:val="20"/>
+              </w:rPr>
+              <w:t xml:space="preserve">terms we'll use today:</w:t>
+            </w:r>
+            <w:r>
+              <w:rPr>
+                <w:rFonts w:ascii="Arial" w:cs="Arial" w:eastAsia="Arial" w:hAnsi="Arial"/>
+                <w:sz w:val="20"/>
+                <w:szCs w:val="20"/>
+              </w:rPr>
+              <w:br/>
+              <w:t xml:space="preserve"/>
+            </w:r>
+            <w:r>
+              <w:rPr>
+                <w:rFonts w:ascii="Arial" w:cs="Arial" w:eastAsia="Arial" w:hAnsi="Arial"/>
+                <w:b w:val="false"/>
+                <w:bCs w:val="false"/>
+                <w:i w:val="false"/>
+                <w:iCs w:val="false"/>
+                <w:color w:val="000000"/>
+                <w:sz w:val="20"/>
+                <w:szCs w:val="20"/>
+              </w:rPr>
+              <w:t xml:space="preserve">    • F-strings   •   Basic syntax   •   Formatting options   •   Examples</w:t>
+            </w:r>
+            <w:r>
+              <w:rPr>
+                <w:rFonts w:ascii="Arial" w:cs="Arial" w:eastAsia="Arial" w:hAnsi="Arial"/>
+                <w:sz w:val="20"/>
+                <w:szCs w:val="20"/>
+              </w:rPr>
+              <w:br/>
+              <w:t xml:space="preserve"/>
+            </w:r>
+            <w:r>
+              <w:rPr>
+                <w:rFonts w:ascii="Arial" w:cs="Arial" w:eastAsia="Arial" w:hAnsi="Arial"/>
+                <w:sz w:val="20"/>
+                <w:szCs w:val="20"/>
+              </w:rPr>
+              <w:br/>
+              <w:t xml:space="preserve"/>
+            </w:r>
+            <w:r>
+              <w:rPr>
+                <w:rFonts w:ascii="Arial" w:cs="Arial" w:eastAsia="Arial" w:hAnsi="Arial"/>
+                <w:b w:val="false"/>
+                <w:bCs w:val="false"/>
+                <w:i/>
+                <w:iCs/>
+                <w:color w:val="444444"/>
+                <w:sz w:val="20"/>
+                <w:szCs w:val="20"/>
+              </w:rPr>
+              <w:t xml:space="preserve">Today's Goal: By the end of class you will be able to format output using f-strings for professional-looking results.</w:t>
+            </w:r>
+            <w:r>
+              <w:rPr>
+                <w:rFonts w:ascii="Arial" w:cs="Arial" w:eastAsia="Arial" w:hAnsi="Arial"/>
+                <w:sz w:val="20"/>
+                <w:szCs w:val="20"/>
+              </w:rPr>
+              <w:br/>
+              <w:t xml:space="preserve"/>
+            </w:r>
+            <w:r>
+              <w:rPr>
+                <w:rFonts w:ascii="Arial" w:cs="Arial" w:eastAsia="Arial" w:hAnsi="Arial"/>
+                <w:b w:val="false"/>
+                <w:bCs w:val="false"/>
+                <w:i/>
+                <w:iCs/>
+                <w:color w:val="555555"/>
+                <w:sz w:val="20"/>
+                <w:szCs w:val="20"/>
+              </w:rPr>
+              <w:t xml:space="preserve">→ Pair-share your response, then 2–3 students share with the class.</w:t>
             </w:r>
           </w:p>
         </w:tc>
@@ -319,9 +515,9 @@
               <w:right w:val="single" w:color="CCCCCC" w:sz="1"/>
             </w:tcBorders>
             <w:tcMar>
-              <w:top w:type="dxa" w:w="60"/>
+              <w:top w:type="dxa" w:w="80"/>
               <w:left w:type="dxa" w:w="120"/>
-              <w:bottom w:type="dxa" w:w="60"/>
+              <w:bottom w:type="dxa" w:w="80"/>
               <w:right w:type="dxa" w:w="120"/>
             </w:tcMar>
           </w:tcPr>
@@ -348,20 +544,468 @@
               <w:right w:val="single" w:color="CCCCCC" w:sz="1"/>
             </w:tcBorders>
             <w:tcMar>
-              <w:top w:type="dxa" w:w="60"/>
+              <w:top w:type="dxa" w:w="80"/>
               <w:left w:type="dxa" w:w="120"/>
-              <w:bottom w:type="dxa" w:w="60"/>
+              <w:bottom w:type="dxa" w:w="80"/>
               <w:right w:type="dxa" w:w="120"/>
             </w:tcMar>
           </w:tcPr>
           <w:p>
-            <w:r>
-              <w:rPr>
-                <w:rFonts w:ascii="Arial" w:cs="Arial" w:eastAsia="Arial" w:hAnsi="Arial"/>
-                <w:sz w:val="20"/>
-                <w:szCs w:val="20"/>
-              </w:rPr>
-              <w:t xml:space="preserve">Mini Lesson: F-Strings — Professional Output Formatting</w:t>
+            <w:pPr>
+              <w:spacing w:after="80" w:before="80"/>
+            </w:pPr>
+            <w:r>
+              <w:rPr>
+                <w:rFonts w:ascii="Arial" w:cs="Arial" w:eastAsia="Arial" w:hAnsi="Arial"/>
+                <w:b/>
+                <w:bCs/>
+                <w:i w:val="false"/>
+                <w:iCs w:val="false"/>
+                <w:color w:val="000000"/>
+                <w:sz w:val="22"/>
+                <w:szCs w:val="22"/>
+              </w:rPr>
+              <w:t xml:space="preserve">Mini Lesson: </w:t>
+            </w:r>
+            <w:r>
+              <w:rPr>
+                <w:rFonts w:ascii="Arial" w:cs="Arial" w:eastAsia="Arial" w:hAnsi="Arial"/>
+                <w:b w:val="false"/>
+                <w:bCs w:val="false"/>
+                <w:i w:val="false"/>
+                <w:iCs w:val="false"/>
+                <w:color w:val="000000"/>
+                <w:sz w:val="22"/>
+                <w:szCs w:val="22"/>
+              </w:rPr>
+              <w:t xml:space="preserve">F-Strings — Professional Output Formatting</w:t>
+            </w:r>
+            <w:r>
+              <w:rPr>
+                <w:rFonts w:ascii="Arial" w:cs="Arial" w:eastAsia="Arial" w:hAnsi="Arial"/>
+                <w:sz w:val="20"/>
+                <w:szCs w:val="20"/>
+              </w:rPr>
+              <w:br/>
+              <w:t xml:space="preserve"/>
+            </w:r>
+            <w:r>
+              <w:rPr>
+                <w:rFonts w:ascii="Arial" w:cs="Arial" w:eastAsia="Arial" w:hAnsi="Arial"/>
+                <w:sz w:val="20"/>
+                <w:szCs w:val="20"/>
+              </w:rPr>
+              <w:br/>
+              <w:t xml:space="preserve"/>
+            </w:r>
+            <w:r>
+              <w:rPr>
+                <w:rFonts w:ascii="Arial" w:cs="Arial" w:eastAsia="Arial" w:hAnsi="Arial"/>
+                <w:b/>
+                <w:bCs/>
+                <w:i/>
+                <w:iCs/>
+                <w:color w:val="000000"/>
+                <w:sz w:val="20"/>
+                <w:szCs w:val="20"/>
+              </w:rPr>
+              <w:t xml:space="preserve">Learning Target: </w:t>
+            </w:r>
+            <w:r>
+              <w:rPr>
+                <w:rFonts w:ascii="Arial" w:cs="Arial" w:eastAsia="Arial" w:hAnsi="Arial"/>
+                <w:b w:val="false"/>
+                <w:bCs w:val="false"/>
+                <w:i/>
+                <w:iCs/>
+                <w:color w:val="333333"/>
+                <w:sz w:val="20"/>
+                <w:szCs w:val="20"/>
+              </w:rPr>
+              <w:t xml:space="preserve">I can format output using f-strings for professional-looking results.</w:t>
+            </w:r>
+            <w:r>
+              <w:rPr>
+                <w:rFonts w:ascii="Arial" w:cs="Arial" w:eastAsia="Arial" w:hAnsi="Arial"/>
+                <w:sz w:val="20"/>
+                <w:szCs w:val="20"/>
+              </w:rPr>
+              <w:br/>
+              <w:t xml:space="preserve"/>
+            </w:r>
+            <w:r>
+              <w:rPr>
+                <w:rFonts w:ascii="Arial" w:cs="Arial" w:eastAsia="Arial" w:hAnsi="Arial"/>
+                <w:sz w:val="20"/>
+                <w:szCs w:val="20"/>
+              </w:rPr>
+              <w:br/>
+              <w:t xml:space="preserve"/>
+            </w:r>
+            <w:r>
+              <w:rPr>
+                <w:rFonts w:ascii="Arial" w:cs="Arial" w:eastAsia="Arial" w:hAnsi="Arial"/>
+                <w:b w:val="false"/>
+                <w:bCs w:val="false"/>
+                <w:i w:val="false"/>
+                <w:iCs w:val="false"/>
+                <w:color w:val="000000"/>
+                <w:sz w:val="20"/>
+                <w:szCs w:val="20"/>
+              </w:rPr>
+              <w:t xml:space="preserve">F-strings (formatted string literals) are a powerful way to embed variables and expressions inside strings. They start with f"..." or f'...'.</w:t>
+            </w:r>
+            <w:r>
+              <w:rPr>
+                <w:rFonts w:ascii="Arial" w:cs="Arial" w:eastAsia="Arial" w:hAnsi="Arial"/>
+                <w:sz w:val="20"/>
+                <w:szCs w:val="20"/>
+              </w:rPr>
+              <w:br/>
+              <w:t xml:space="preserve"/>
+            </w:r>
+            <w:r>
+              <w:rPr>
+                <w:rFonts w:ascii="Arial" w:cs="Arial" w:eastAsia="Arial" w:hAnsi="Arial"/>
+                <w:b w:val="false"/>
+                <w:bCs w:val="false"/>
+                <w:i w:val="false"/>
+                <w:iCs w:val="false"/>
+                <w:color w:val="000000"/>
+                <w:sz w:val="20"/>
+                <w:szCs w:val="20"/>
+              </w:rPr>
+              <w:t xml:space="preserve">Basic syntax: f"text {variable} more text"</w:t>
+            </w:r>
+            <w:r>
+              <w:rPr>
+                <w:rFonts w:ascii="Arial" w:cs="Arial" w:eastAsia="Arial" w:hAnsi="Arial"/>
+                <w:sz w:val="20"/>
+                <w:szCs w:val="20"/>
+              </w:rPr>
+              <w:br/>
+              <w:t xml:space="preserve"/>
+            </w:r>
+            <w:r>
+              <w:rPr>
+                <w:rFonts w:ascii="Arial" w:cs="Arial" w:eastAsia="Arial" w:hAnsi="Arial"/>
+                <w:sz w:val="20"/>
+                <w:szCs w:val="20"/>
+              </w:rPr>
+              <w:br/>
+              <w:t xml:space="preserve"/>
+            </w:r>
+            <w:r>
+              <w:rPr>
+                <w:rFonts w:ascii="Arial" w:cs="Arial" w:eastAsia="Arial" w:hAnsi="Arial"/>
+                <w:b/>
+                <w:bCs/>
+                <w:i w:val="false"/>
+                <w:iCs w:val="false"/>
+                <w:color w:val="000000"/>
+                <w:sz w:val="20"/>
+                <w:szCs w:val="20"/>
+              </w:rPr>
+              <w:t xml:space="preserve">Key Concepts:</w:t>
+            </w:r>
+            <w:r>
+              <w:rPr>
+                <w:rFonts w:ascii="Arial" w:cs="Arial" w:eastAsia="Arial" w:hAnsi="Arial"/>
+                <w:sz w:val="20"/>
+                <w:szCs w:val="20"/>
+              </w:rPr>
+              <w:br/>
+              <w:t xml:space="preserve"/>
+            </w:r>
+            <w:r>
+              <w:rPr>
+                <w:rFonts w:ascii="Arial" w:cs="Arial" w:eastAsia="Arial" w:hAnsi="Arial"/>
+                <w:b w:val="false"/>
+                <w:bCs w:val="false"/>
+                <w:i w:val="false"/>
+                <w:iCs w:val="false"/>
+                <w:color w:val="000000"/>
+                <w:sz w:val="20"/>
+                <w:szCs w:val="20"/>
+              </w:rPr>
+              <w:t xml:space="preserve">    • :d = integer (no decimals)</w:t>
+            </w:r>
+            <w:r>
+              <w:rPr>
+                <w:rFonts w:ascii="Arial" w:cs="Arial" w:eastAsia="Arial" w:hAnsi="Arial"/>
+                <w:sz w:val="20"/>
+                <w:szCs w:val="20"/>
+              </w:rPr>
+              <w:br/>
+              <w:t xml:space="preserve"/>
+            </w:r>
+            <w:r>
+              <w:rPr>
+                <w:rFonts w:ascii="Arial" w:cs="Arial" w:eastAsia="Arial" w:hAnsi="Arial"/>
+                <w:b w:val="false"/>
+                <w:bCs w:val="false"/>
+                <w:i w:val="false"/>
+                <w:iCs w:val="false"/>
+                <w:color w:val="000000"/>
+                <w:sz w:val="20"/>
+                <w:szCs w:val="20"/>
+              </w:rPr>
+              <w:t xml:space="preserve">    • :f = float with decimals (default is 6)</w:t>
+            </w:r>
+            <w:r>
+              <w:rPr>
+                <w:rFonts w:ascii="Arial" w:cs="Arial" w:eastAsia="Arial" w:hAnsi="Arial"/>
+                <w:sz w:val="20"/>
+                <w:szCs w:val="20"/>
+              </w:rPr>
+              <w:br/>
+              <w:t xml:space="preserve"/>
+            </w:r>
+            <w:r>
+              <w:rPr>
+                <w:rFonts w:ascii="Arial" w:cs="Arial" w:eastAsia="Arial" w:hAnsi="Arial"/>
+                <w:b w:val="false"/>
+                <w:bCs w:val="false"/>
+                <w:i w:val="false"/>
+                <w:iCs w:val="false"/>
+                <w:color w:val="000000"/>
+                <w:sz w:val="20"/>
+                <w:szCs w:val="20"/>
+              </w:rPr>
+              <w:t xml:space="preserve">    • :.2f = float with exactly 2 decimal places</w:t>
+            </w:r>
+            <w:r>
+              <w:rPr>
+                <w:rFonts w:ascii="Arial" w:cs="Arial" w:eastAsia="Arial" w:hAnsi="Arial"/>
+                <w:sz w:val="20"/>
+                <w:szCs w:val="20"/>
+              </w:rPr>
+              <w:br/>
+              <w:t xml:space="preserve"/>
+            </w:r>
+            <w:r>
+              <w:rPr>
+                <w:rFonts w:ascii="Arial" w:cs="Arial" w:eastAsia="Arial" w:hAnsi="Arial"/>
+                <w:b w:val="false"/>
+                <w:bCs w:val="false"/>
+                <w:i w:val="false"/>
+                <w:iCs w:val="false"/>
+                <w:color w:val="000000"/>
+                <w:sz w:val="20"/>
+                <w:szCs w:val="20"/>
+              </w:rPr>
+              <w:t xml:space="preserve">    • :&gt;10 = right-align in 10 characters</w:t>
+            </w:r>
+            <w:r>
+              <w:rPr>
+                <w:rFonts w:ascii="Arial" w:cs="Arial" w:eastAsia="Arial" w:hAnsi="Arial"/>
+                <w:sz w:val="20"/>
+                <w:szCs w:val="20"/>
+              </w:rPr>
+              <w:br/>
+              <w:t xml:space="preserve"/>
+            </w:r>
+            <w:r>
+              <w:rPr>
+                <w:rFonts w:ascii="Arial" w:cs="Arial" w:eastAsia="Arial" w:hAnsi="Arial"/>
+                <w:b w:val="false"/>
+                <w:bCs w:val="false"/>
+                <w:i w:val="false"/>
+                <w:iCs w:val="false"/>
+                <w:color w:val="000000"/>
+                <w:sz w:val="20"/>
+                <w:szCs w:val="20"/>
+              </w:rPr>
+              <w:t xml:space="preserve">    • :&lt;10 = left-align in 10 characters</w:t>
+            </w:r>
+            <w:r>
+              <w:rPr>
+                <w:rFonts w:ascii="Arial" w:cs="Arial" w:eastAsia="Arial" w:hAnsi="Arial"/>
+                <w:sz w:val="20"/>
+                <w:szCs w:val="20"/>
+              </w:rPr>
+              <w:br/>
+              <w:t xml:space="preserve"/>
+            </w:r>
+            <w:r>
+              <w:rPr>
+                <w:rFonts w:ascii="Arial" w:cs="Arial" w:eastAsia="Arial" w:hAnsi="Arial"/>
+                <w:b w:val="false"/>
+                <w:bCs w:val="false"/>
+                <w:i w:val="false"/>
+                <w:iCs w:val="false"/>
+                <w:color w:val="000000"/>
+                <w:sz w:val="20"/>
+                <w:szCs w:val="20"/>
+              </w:rPr>
+              <w:t xml:space="preserve">    • :^10 = center in 10 characters</w:t>
+            </w:r>
+            <w:r>
+              <w:rPr>
+                <w:rFonts w:ascii="Arial" w:cs="Arial" w:eastAsia="Arial" w:hAnsi="Arial"/>
+                <w:sz w:val="20"/>
+                <w:szCs w:val="20"/>
+              </w:rPr>
+              <w:br/>
+              <w:t xml:space="preserve"/>
+            </w:r>
+            <w:r>
+              <w:rPr>
+                <w:rFonts w:ascii="Arial" w:cs="Arial" w:eastAsia="Arial" w:hAnsi="Arial"/>
+                <w:b w:val="false"/>
+                <w:bCs w:val="false"/>
+                <w:i w:val="false"/>
+                <w:iCs w:val="false"/>
+                <w:color w:val="000000"/>
+                <w:sz w:val="20"/>
+                <w:szCs w:val="20"/>
+              </w:rPr>
+              <w:t xml:space="preserve">    • Old way: "Total: $" + str(total)</w:t>
+            </w:r>
+            <w:r>
+              <w:rPr>
+                <w:rFonts w:ascii="Arial" w:cs="Arial" w:eastAsia="Arial" w:hAnsi="Arial"/>
+                <w:sz w:val="20"/>
+                <w:szCs w:val="20"/>
+              </w:rPr>
+              <w:br/>
+              <w:t xml:space="preserve"/>
+            </w:r>
+            <w:r>
+              <w:rPr>
+                <w:rFonts w:ascii="Arial" w:cs="Arial" w:eastAsia="Arial" w:hAnsi="Arial"/>
+                <w:b w:val="false"/>
+                <w:bCs w:val="false"/>
+                <w:i w:val="false"/>
+                <w:iCs w:val="false"/>
+                <w:color w:val="000000"/>
+                <w:sz w:val="20"/>
+                <w:szCs w:val="20"/>
+              </w:rPr>
+              <w:t xml:space="preserve">    • F-string way: f"Total: ${total:.2f}"</w:t>
+            </w:r>
+            <w:r>
+              <w:rPr>
+                <w:rFonts w:ascii="Arial" w:cs="Arial" w:eastAsia="Arial" w:hAnsi="Arial"/>
+                <w:sz w:val="20"/>
+                <w:szCs w:val="20"/>
+              </w:rPr>
+              <w:br/>
+              <w:t xml:space="preserve"/>
+            </w:r>
+            <w:r>
+              <w:rPr>
+                <w:rFonts w:ascii="Arial" w:cs="Arial" w:eastAsia="Arial" w:hAnsi="Arial"/>
+                <w:sz w:val="20"/>
+                <w:szCs w:val="20"/>
+              </w:rPr>
+              <w:br/>
+              <w:t xml:space="preserve"/>
+            </w:r>
+            <w:r>
+              <w:rPr>
+                <w:rFonts w:ascii="Arial" w:cs="Arial" w:eastAsia="Arial" w:hAnsi="Arial"/>
+                <w:b/>
+                <w:bCs/>
+                <w:i w:val="false"/>
+                <w:iCs w:val="false"/>
+                <w:color w:val="000000"/>
+                <w:sz w:val="20"/>
+                <w:szCs w:val="20"/>
+              </w:rPr>
+              <w:t xml:space="preserve">Vocabulary: </w:t>
+            </w:r>
+            <w:r>
+              <w:rPr>
+                <w:rFonts w:ascii="Arial" w:cs="Arial" w:eastAsia="Arial" w:hAnsi="Arial"/>
+                <w:b w:val="false"/>
+                <w:bCs w:val="false"/>
+                <w:i w:val="false"/>
+                <w:iCs w:val="false"/>
+                <w:color w:val="000000"/>
+                <w:sz w:val="20"/>
+                <w:szCs w:val="20"/>
+              </w:rPr>
+              <w:t xml:space="preserve">F-strings, Basic syntax, Formatting options, Examples</w:t>
+            </w:r>
+            <w:r>
+              <w:rPr>
+                <w:rFonts w:ascii="Arial" w:cs="Arial" w:eastAsia="Arial" w:hAnsi="Arial"/>
+                <w:sz w:val="20"/>
+                <w:szCs w:val="20"/>
+              </w:rPr>
+              <w:br/>
+              <w:t xml:space="preserve"/>
+            </w:r>
+            <w:r>
+              <w:rPr>
+                <w:rFonts w:ascii="Arial" w:cs="Arial" w:eastAsia="Arial" w:hAnsi="Arial"/>
+                <w:sz w:val="20"/>
+                <w:szCs w:val="20"/>
+              </w:rPr>
+              <w:br/>
+              <w:t xml:space="preserve"/>
+            </w:r>
+            <w:r>
+              <w:rPr>
+                <w:rFonts w:ascii="Arial" w:cs="Arial" w:eastAsia="Arial" w:hAnsi="Arial"/>
+                <w:b/>
+                <w:bCs/>
+                <w:i/>
+                <w:iCs/>
+                <w:color w:val="555555"/>
+                <w:sz w:val="20"/>
+                <w:szCs w:val="20"/>
+              </w:rPr>
+              <w:t xml:space="preserve">→ Live Demo — </w:t>
+            </w:r>
+            <w:r>
+              <w:rPr>
+                <w:rFonts w:ascii="Arial" w:cs="Arial" w:eastAsia="Arial" w:hAnsi="Arial"/>
+                <w:b w:val="false"/>
+                <w:bCs w:val="false"/>
+                <w:i/>
+                <w:iCs/>
+                <w:color w:val="555555"/>
+                <w:sz w:val="20"/>
+                <w:szCs w:val="20"/>
+              </w:rPr>
+              <w:t xml:space="preserve">type examples as students follow along in their own editor.</w:t>
+            </w:r>
+            <w:r>
+              <w:rPr>
+                <w:rFonts w:ascii="Arial" w:cs="Arial" w:eastAsia="Arial" w:hAnsi="Arial"/>
+                <w:sz w:val="20"/>
+                <w:szCs w:val="20"/>
+              </w:rPr>
+              <w:br/>
+              <w:t xml:space="preserve"/>
+            </w:r>
+            <w:r>
+              <w:rPr>
+                <w:rFonts w:ascii="Arial" w:cs="Arial" w:eastAsia="Arial" w:hAnsi="Arial"/>
+                <w:b/>
+                <w:bCs/>
+                <w:i/>
+                <w:iCs/>
+                <w:color w:val="555555"/>
+                <w:sz w:val="20"/>
+                <w:szCs w:val="20"/>
+              </w:rPr>
+              <w:t xml:space="preserve">→ Check for Understanding: </w:t>
+            </w:r>
+            <w:r>
+              <w:rPr>
+                <w:rFonts w:ascii="Arial" w:cs="Arial" w:eastAsia="Arial" w:hAnsi="Arial"/>
+                <w:b w:val="false"/>
+                <w:bCs w:val="false"/>
+                <w:i/>
+                <w:iCs/>
+                <w:color w:val="555555"/>
+                <w:sz w:val="20"/>
+                <w:szCs w:val="20"/>
+              </w:rPr>
+              <w:t xml:space="preserve">pause and cold-call: “Can someone explain what we just did in their own words?”</w:t>
             </w:r>
           </w:p>
         </w:tc>
@@ -377,9 +1021,9 @@
               <w:right w:val="single" w:color="CCCCCC" w:sz="1"/>
             </w:tcBorders>
             <w:tcMar>
-              <w:top w:type="dxa" w:w="60"/>
+              <w:top w:type="dxa" w:w="80"/>
               <w:left w:type="dxa" w:w="120"/>
-              <w:bottom w:type="dxa" w:w="60"/>
+              <w:bottom w:type="dxa" w:w="80"/>
               <w:right w:type="dxa" w:w="120"/>
             </w:tcMar>
           </w:tcPr>
@@ -406,20 +1050,90 @@
               <w:right w:val="single" w:color="CCCCCC" w:sz="1"/>
             </w:tcBorders>
             <w:tcMar>
-              <w:top w:type="dxa" w:w="60"/>
+              <w:top w:type="dxa" w:w="80"/>
               <w:left w:type="dxa" w:w="120"/>
-              <w:bottom w:type="dxa" w:w="60"/>
+              <w:bottom w:type="dxa" w:w="80"/>
               <w:right w:type="dxa" w:w="120"/>
             </w:tcMar>
           </w:tcPr>
           <w:p>
-            <w:r>
-              <w:rPr>
-                <w:rFonts w:ascii="Arial" w:cs="Arial" w:eastAsia="Arial" w:hAnsi="Arial"/>
-                <w:sz w:val="20"/>
-                <w:szCs w:val="20"/>
+            <w:pPr>
+              <w:spacing w:after="80" w:before="80"/>
+            </w:pPr>
+            <w:r>
+              <w:rPr>
+                <w:rFonts w:ascii="Arial" w:cs="Arial" w:eastAsia="Arial" w:hAnsi="Arial"/>
+                <w:b/>
+                <w:bCs/>
+                <w:i w:val="false"/>
+                <w:iCs w:val="false"/>
+                <w:color w:val="000000"/>
+                <w:sz w:val="22"/>
+                <w:szCs w:val="22"/>
               </w:rPr>
               <w:t xml:space="preserve">Guided Practice</w:t>
+            </w:r>
+            <w:r>
+              <w:rPr>
+                <w:rFonts w:ascii="Arial" w:cs="Arial" w:eastAsia="Arial" w:hAnsi="Arial"/>
+                <w:sz w:val="20"/>
+                <w:szCs w:val="20"/>
+              </w:rPr>
+              <w:br/>
+              <w:t xml:space="preserve"/>
+            </w:r>
+            <w:r>
+              <w:rPr>
+                <w:rFonts w:ascii="Arial" w:cs="Arial" w:eastAsia="Arial" w:hAnsi="Arial"/>
+                <w:sz w:val="20"/>
+                <w:szCs w:val="20"/>
+              </w:rPr>
+              <w:br/>
+              <w:t xml:space="preserve"/>
+            </w:r>
+            <w:r>
+              <w:rPr>
+                <w:rFonts w:ascii="Arial" w:cs="Arial" w:eastAsia="Arial" w:hAnsi="Arial"/>
+                <w:b w:val="false"/>
+                <w:bCs w:val="false"/>
+                <w:i w:val="false"/>
+                <w:iCs w:val="false"/>
+                <w:color w:val="000000"/>
+                <w:sz w:val="20"/>
+                <w:szCs w:val="20"/>
+              </w:rPr>
+              <w:t xml:space="preserve">Create a program that:</w:t>
+            </w:r>
+            <w:r>
+              <w:rPr>
+                <w:rFonts w:ascii="Arial" w:cs="Arial" w:eastAsia="Arial" w:hAnsi="Arial"/>
+                <w:sz w:val="20"/>
+                <w:szCs w:val="20"/>
+              </w:rPr>
+              <w:br/>
+              <w:t xml:space="preserve"/>
+            </w:r>
+            <w:r>
+              <w:rPr>
+                <w:rFonts w:ascii="Arial" w:cs="Arial" w:eastAsia="Arial" w:hAnsi="Arial"/>
+                <w:sz w:val="20"/>
+                <w:szCs w:val="20"/>
+              </w:rPr>
+              <w:br/>
+              <w:t xml:space="preserve"/>
+            </w:r>
+            <w:r>
+              <w:rPr>
+                <w:rFonts w:ascii="Arial" w:cs="Arial" w:eastAsia="Arial" w:hAnsi="Arial"/>
+                <w:b w:val="false"/>
+                <w:bCs w:val="false"/>
+                <w:i/>
+                <w:iCs/>
+                <w:color w:val="555555"/>
+                <w:sz w:val="20"/>
+                <w:szCs w:val="20"/>
+              </w:rPr>
+              <w:t xml:space="preserve">→ Teacher models — students try alongside, then compare results.</w:t>
             </w:r>
           </w:p>
         </w:tc>
@@ -435,9 +1149,9 @@
               <w:right w:val="single" w:color="CCCCCC" w:sz="1"/>
             </w:tcBorders>
             <w:tcMar>
-              <w:top w:type="dxa" w:w="60"/>
+              <w:top w:type="dxa" w:w="80"/>
               <w:left w:type="dxa" w:w="120"/>
-              <w:bottom w:type="dxa" w:w="60"/>
+              <w:bottom w:type="dxa" w:w="80"/>
               <w:right w:type="dxa" w:w="120"/>
             </w:tcMar>
           </w:tcPr>
@@ -450,7 +1164,7 @@
                 <w:sz w:val="20"/>
                 <w:szCs w:val="20"/>
               </w:rPr>
-              <w:t xml:space="preserve">15-20 min</w:t>
+              <w:t xml:space="preserve">15–20 min</w:t>
             </w:r>
           </w:p>
         </w:tc>
@@ -464,20 +1178,164 @@
               <w:right w:val="single" w:color="CCCCCC" w:sz="1"/>
             </w:tcBorders>
             <w:tcMar>
-              <w:top w:type="dxa" w:w="60"/>
+              <w:top w:type="dxa" w:w="80"/>
               <w:left w:type="dxa" w:w="120"/>
-              <w:bottom w:type="dxa" w:w="60"/>
+              <w:bottom w:type="dxa" w:w="80"/>
               <w:right w:type="dxa" w:w="120"/>
             </w:tcMar>
           </w:tcPr>
           <w:p>
-            <w:r>
-              <w:rPr>
-                <w:rFonts w:ascii="Arial" w:cs="Arial" w:eastAsia="Arial" w:hAnsi="Arial"/>
-                <w:sz w:val="20"/>
-                <w:szCs w:val="20"/>
+            <w:pPr>
+              <w:spacing w:after="80" w:before="80"/>
+            </w:pPr>
+            <w:r>
+              <w:rPr>
+                <w:rFonts w:ascii="Arial" w:cs="Arial" w:eastAsia="Arial" w:hAnsi="Arial"/>
+                <w:b/>
+                <w:bCs/>
+                <w:i w:val="false"/>
+                <w:iCs w:val="false"/>
+                <w:color w:val="000000"/>
+                <w:sz w:val="22"/>
+                <w:szCs w:val="22"/>
               </w:rPr>
               <w:t xml:space="preserve">Independent Practice / Code Along</w:t>
+            </w:r>
+            <w:r>
+              <w:rPr>
+                <w:rFonts w:ascii="Arial" w:cs="Arial" w:eastAsia="Arial" w:hAnsi="Arial"/>
+                <w:sz w:val="20"/>
+                <w:szCs w:val="20"/>
+              </w:rPr>
+              <w:br/>
+              <w:t xml:space="preserve"/>
+            </w:r>
+            <w:r>
+              <w:rPr>
+                <w:rFonts w:ascii="Arial" w:cs="Arial" w:eastAsia="Arial" w:hAnsi="Arial"/>
+                <w:b/>
+                <w:bCs/>
+                <w:i w:val="false"/>
+                <w:iCs w:val="false"/>
+                <w:color w:val="000000"/>
+                <w:sz w:val="20"/>
+                <w:szCs w:val="20"/>
+              </w:rPr>
+              <w:t xml:space="preserve">    Beginner: </w:t>
+            </w:r>
+            <w:r>
+              <w:rPr>
+                <w:rFonts w:ascii="Arial" w:cs="Arial" w:eastAsia="Arial" w:hAnsi="Arial"/>
+                <w:b w:val="false"/>
+                <w:bCs w:val="false"/>
+                <w:i w:val="false"/>
+                <w:iCs w:val="false"/>
+                <w:color w:val="000000"/>
+                <w:sz w:val="20"/>
+                <w:szCs w:val="20"/>
+              </w:rPr>
+              <w:t xml:space="preserve">Write a program that displays student info formatted nicely using f-strings.</w:t>
+            </w:r>
+            <w:r>
+              <w:rPr>
+                <w:rFonts w:ascii="Arial" w:cs="Arial" w:eastAsia="Arial" w:hAnsi="Arial"/>
+                <w:sz w:val="20"/>
+                <w:szCs w:val="20"/>
+              </w:rPr>
+              <w:br/>
+              <w:t xml:space="preserve"/>
+            </w:r>
+            <w:r>
+              <w:rPr>
+                <w:rFonts w:ascii="Arial" w:cs="Arial" w:eastAsia="Arial" w:hAnsi="Arial"/>
+                <w:b/>
+                <w:bCs/>
+                <w:i w:val="false"/>
+                <w:iCs w:val="false"/>
+                <w:color w:val="000000"/>
+                <w:sz w:val="20"/>
+                <w:szCs w:val="20"/>
+              </w:rPr>
+              <w:t xml:space="preserve">    Intermediate: </w:t>
+            </w:r>
+            <w:r>
+              <w:rPr>
+                <w:rFonts w:ascii="Arial" w:cs="Arial" w:eastAsia="Arial" w:hAnsi="Arial"/>
+                <w:b w:val="false"/>
+                <w:bCs w:val="false"/>
+                <w:i w:val="false"/>
+                <w:iCs w:val="false"/>
+                <w:color w:val="000000"/>
+                <w:sz w:val="20"/>
+                <w:szCs w:val="20"/>
+              </w:rPr>
+              <w:t xml:space="preserve">Create a formatted table showing 3 products with prices. Use alignment and decimal formatting.</w:t>
+            </w:r>
+            <w:r>
+              <w:rPr>
+                <w:rFonts w:ascii="Arial" w:cs="Arial" w:eastAsia="Arial" w:hAnsi="Arial"/>
+                <w:sz w:val="20"/>
+                <w:szCs w:val="20"/>
+              </w:rPr>
+              <w:br/>
+              <w:t xml:space="preserve"/>
+            </w:r>
+            <w:r>
+              <w:rPr>
+                <w:rFonts w:ascii="Arial" w:cs="Arial" w:eastAsia="Arial" w:hAnsi="Arial"/>
+                <w:b/>
+                <w:bCs/>
+                <w:i w:val="false"/>
+                <w:iCs w:val="false"/>
+                <w:color w:val="000000"/>
+                <w:sz w:val="20"/>
+                <w:szCs w:val="20"/>
+              </w:rPr>
+              <w:t xml:space="preserve">    Challenge: </w:t>
+            </w:r>
+            <w:r>
+              <w:rPr>
+                <w:rFonts w:ascii="Arial" w:cs="Arial" w:eastAsia="Arial" w:hAnsi="Arial"/>
+                <w:b w:val="false"/>
+                <w:bCs w:val="false"/>
+                <w:i w:val="false"/>
+                <w:iCs w:val="false"/>
+                <w:color w:val="000000"/>
+                <w:sz w:val="20"/>
+                <w:szCs w:val="20"/>
+              </w:rPr>
+              <w:t xml:space="preserve">Create a program that calculates and displays a formatted invoice with items, quantities, prices, subtotal, tax, and total. ---</w:t>
+            </w:r>
+            <w:r>
+              <w:rPr>
+                <w:rFonts w:ascii="Arial" w:cs="Arial" w:eastAsia="Arial" w:hAnsi="Arial"/>
+                <w:sz w:val="20"/>
+                <w:szCs w:val="20"/>
+              </w:rPr>
+              <w:br/>
+              <w:t xml:space="preserve"/>
+            </w:r>
+            <w:r>
+              <w:rPr>
+                <w:rFonts w:ascii="Arial" w:cs="Arial" w:eastAsia="Arial" w:hAnsi="Arial"/>
+                <w:sz w:val="20"/>
+                <w:szCs w:val="20"/>
+              </w:rPr>
+              <w:br/>
+              <w:t xml:space="preserve"/>
+            </w:r>
+            <w:r>
+              <w:rPr>
+                <w:rFonts w:ascii="Arial" w:cs="Arial" w:eastAsia="Arial" w:hAnsi="Arial"/>
+                <w:b w:val="false"/>
+                <w:bCs w:val="false"/>
+                <w:i/>
+                <w:iCs/>
+                <w:color w:val="555555"/>
+                <w:sz w:val="20"/>
+                <w:szCs w:val="20"/>
+              </w:rPr>
+              <w:t xml:space="preserve">→ Teacher circulates — offer hints, check for understanding.</w:t>
             </w:r>
           </w:p>
         </w:tc>
@@ -493,9 +1351,9 @@
               <w:right w:val="single" w:color="CCCCCC" w:sz="1"/>
             </w:tcBorders>
             <w:tcMar>
-              <w:top w:type="dxa" w:w="60"/>
+              <w:top w:type="dxa" w:w="80"/>
               <w:left w:type="dxa" w:w="120"/>
-              <w:bottom w:type="dxa" w:w="60"/>
+              <w:bottom w:type="dxa" w:w="80"/>
               <w:right w:type="dxa" w:w="120"/>
             </w:tcMar>
           </w:tcPr>
@@ -522,20 +1380,90 @@
               <w:right w:val="single" w:color="CCCCCC" w:sz="1"/>
             </w:tcBorders>
             <w:tcMar>
-              <w:top w:type="dxa" w:w="60"/>
+              <w:top w:type="dxa" w:w="80"/>
               <w:left w:type="dxa" w:w="120"/>
-              <w:bottom w:type="dxa" w:w="60"/>
+              <w:bottom w:type="dxa" w:w="80"/>
               <w:right w:type="dxa" w:w="120"/>
             </w:tcMar>
           </w:tcPr>
           <w:p>
-            <w:r>
-              <w:rPr>
-                <w:rFonts w:ascii="Arial" w:cs="Arial" w:eastAsia="Arial" w:hAnsi="Arial"/>
-                <w:sz w:val="20"/>
-                <w:szCs w:val="20"/>
+            <w:pPr>
+              <w:spacing w:after="80" w:before="80"/>
+            </w:pPr>
+            <w:r>
+              <w:rPr>
+                <w:rFonts w:ascii="Arial" w:cs="Arial" w:eastAsia="Arial" w:hAnsi="Arial"/>
+                <w:b/>
+                <w:bCs/>
+                <w:i w:val="false"/>
+                <w:iCs w:val="false"/>
+                <w:color w:val="000000"/>
+                <w:sz w:val="22"/>
+                <w:szCs w:val="22"/>
               </w:rPr>
               <w:t xml:space="preserve">Exit Ticket / Wrap-Up</w:t>
+            </w:r>
+            <w:r>
+              <w:rPr>
+                <w:rFonts w:ascii="Arial" w:cs="Arial" w:eastAsia="Arial" w:hAnsi="Arial"/>
+                <w:sz w:val="20"/>
+                <w:szCs w:val="20"/>
+              </w:rPr>
+              <w:br/>
+              <w:t xml:space="preserve"/>
+            </w:r>
+            <w:r>
+              <w:rPr>
+                <w:rFonts w:ascii="Arial" w:cs="Arial" w:eastAsia="Arial" w:hAnsi="Arial"/>
+                <w:sz w:val="20"/>
+                <w:szCs w:val="20"/>
+              </w:rPr>
+              <w:br/>
+              <w:t xml:space="preserve"/>
+            </w:r>
+            <w:r>
+              <w:rPr>
+                <w:rFonts w:ascii="Arial" w:cs="Arial" w:eastAsia="Arial" w:hAnsi="Arial"/>
+                <w:b w:val="false"/>
+                <w:bCs w:val="false"/>
+                <w:i w:val="false"/>
+                <w:iCs w:val="false"/>
+                <w:color w:val="000000"/>
+                <w:sz w:val="20"/>
+                <w:szCs w:val="20"/>
+              </w:rPr>
+              <w:t xml:space="preserve">Quick Check: Format output using f-strings for professional-looking results?</w:t>
+            </w:r>
+            <w:r>
+              <w:rPr>
+                <w:rFonts w:ascii="Arial" w:cs="Arial" w:eastAsia="Arial" w:hAnsi="Arial"/>
+                <w:sz w:val="20"/>
+                <w:szCs w:val="20"/>
+              </w:rPr>
+              <w:br/>
+              <w:t xml:space="preserve"/>
+            </w:r>
+            <w:r>
+              <w:rPr>
+                <w:rFonts w:ascii="Arial" w:cs="Arial" w:eastAsia="Arial" w:hAnsi="Arial"/>
+                <w:sz w:val="20"/>
+                <w:szCs w:val="20"/>
+              </w:rPr>
+              <w:br/>
+              <w:t xml:space="preserve"/>
+            </w:r>
+            <w:r>
+              <w:rPr>
+                <w:rFonts w:ascii="Arial" w:cs="Arial" w:eastAsia="Arial" w:hAnsi="Arial"/>
+                <w:b w:val="false"/>
+                <w:bCs w:val="false"/>
+                <w:i/>
+                <w:iCs/>
+                <w:color w:val="555555"/>
+                <w:sz w:val="20"/>
+                <w:szCs w:val="20"/>
+              </w:rPr>
+              <w:t xml:space="preserve">→ 3–2–1: Name 3 things learned, 2 new vocab words, 1 question you still have.</w:t>
             </w:r>
           </w:p>
         </w:tc>
@@ -938,7 +1866,7 @@
                 <w:sz w:val="18"/>
                 <w:szCs w:val="18"/>
               </w:rPr>
-              <w:t xml:space="preserve"># Basic f-string</w:t>
+              <w:t xml:space="preserve"> </w:t>
             </w:r>
           </w:p>
           <w:p>
@@ -977,7 +1905,7 @@
                 <w:sz w:val="18"/>
                 <w:szCs w:val="18"/>
               </w:rPr>
-              <w:t xml:space="preserve"># Formatting decimals</w:t>
+              <w:t xml:space="preserve"> </w:t>
             </w:r>
           </w:p>
           <w:p>
@@ -1016,7 +1944,7 @@
                 <w:sz w:val="18"/>
                 <w:szCs w:val="18"/>
               </w:rPr>
-              <w:t xml:space="preserve"># Expressions inside f-strings</w:t>
+              <w:t xml:space="preserve"> </w:t>
             </w:r>
           </w:p>
           <w:p>
@@ -1055,7 +1983,7 @@
                 <w:sz w:val="18"/>
                 <w:szCs w:val="18"/>
               </w:rPr>
-              <w:t xml:space="preserve"># Alignment</w:t>
+              <w:t xml:space="preserve"> </w:t>
             </w:r>
           </w:p>
           <w:p>
@@ -1122,19 +2050,6 @@
                 <w:sz w:val="18"/>
                 <w:szCs w:val="18"/>
               </w:rPr>
-              <w:t xml:space="preserve"># Money formatting</w:t>
-            </w:r>
-          </w:p>
-          <w:p>
-            <w:pPr>
-              <w:spacing w:after="20"/>
-            </w:pPr>
-            <w:r>
-              <w:rPr>
-                <w:rFonts w:ascii="Courier New" w:cs="Courier New" w:eastAsia="Courier New" w:hAnsi="Courier New"/>
-                <w:sz w:val="18"/>
-                <w:szCs w:val="18"/>
-              </w:rPr>
               <w:t xml:space="preserve">price = 19.5</w:t>
             </w:r>
           </w:p>
@@ -1174,7 +2089,7 @@
                 <w:sz w:val="18"/>
                 <w:szCs w:val="18"/>
               </w:rPr>
-              <w:t xml:space="preserve"># Table with alignment</w:t>
+              <w:t xml:space="preserve"> </w:t>
             </w:r>
           </w:p>
           <w:p>
@@ -1239,7 +2154,7 @@
                 <w:sz w:val="18"/>
                 <w:szCs w:val="18"/>
               </w:rPr>
-              <w:t xml:space="preserve"># Mixing text and variables</w:t>
+              <w:t xml:space="preserve"> </w:t>
             </w:r>
           </w:p>
           <w:p>
@@ -1304,7 +2219,7 @@
                 <w:sz w:val="18"/>
                 <w:szCs w:val="18"/>
               </w:rPr>
-              <w:t xml:space="preserve"># Using expressions inside</w:t>
+              <w:t xml:space="preserve"> </w:t>
             </w:r>
           </w:p>
           <w:p>
@@ -1382,7 +2297,7 @@
                 <w:sz w:val="18"/>
                 <w:szCs w:val="18"/>
               </w:rPr>
-              <w:t xml:space="preserve"># Multiple formats</w:t>
+              <w:t xml:space="preserve"> </w:t>
             </w:r>
           </w:p>
           <w:p>
@@ -1568,19 +2483,6 @@
                 <w:sz w:val="18"/>
                 <w:szCs w:val="18"/>
               </w:rPr>
-              <w:t xml:space="preserve"># Problem 1 Example</w:t>
-            </w:r>
-          </w:p>
-          <w:p>
-            <w:pPr>
-              <w:spacing w:after="20"/>
-            </w:pPr>
-            <w:r>
-              <w:rPr>
-                <w:rFonts w:ascii="Courier New" w:cs="Courier New" w:eastAsia="Courier New" w:hAnsi="Courier New"/>
-                <w:sz w:val="18"/>
-                <w:szCs w:val="18"/>
-              </w:rPr>
               <w:t xml:space="preserve">name = "Alex Johnson"</w:t>
             </w:r>
           </w:p>
@@ -1672,7 +2574,7 @@
                 <w:sz w:val="18"/>
                 <w:szCs w:val="18"/>
               </w:rPr>
-              <w:t xml:space="preserve"># Problem 2 Example</w:t>
+              <w:t xml:space="preserve"> </w:t>
             </w:r>
           </w:p>
           <w:p>
@@ -1763,7 +2665,7 @@
                 <w:sz w:val="18"/>
                 <w:szCs w:val="18"/>
               </w:rPr>
-              <w:t xml:space="preserve"># Problem 3 Example (simplified)</w:t>
+              <w:t xml:space="preserve"> </w:t>
             </w:r>
           </w:p>
           <w:p>

--- a/Coding 1 - year/Unit 1 - Intro to Programming/Daily Lesson Plans/Word/Day 14.docx
+++ b/Coding 1 - year/Unit 1 - Intro to Programming/Daily Lesson Plans/Word/Day 14.docx
@@ -380,7 +380,7 @@
                 <w:sz w:val="20"/>
                 <w:szCs w:val="20"/>
               </w:rPr>
-              <w:t xml:space="preserve">    In your own words: Format output using f-strings for professional-looking results?</w:t>
+              <w:t xml:space="preserve">    Why would a program need to format output using f-strings for professional-looking results? Can you think of a real-world example?</w:t>
             </w:r>
             <w:r>
               <w:rPr>
@@ -477,7 +477,7 @@
                 <w:sz w:val="20"/>
                 <w:szCs w:val="20"/>
               </w:rPr>
-              <w:t xml:space="preserve">Today's Goal: By the end of class you will be able to format output using f-strings for professional-looking results.</w:t>
+              <w:t xml:space="preserve">Today’s Goal: By the end of class you will be able to format output using f-strings for professional-looking results.</w:t>
             </w:r>
             <w:r>
               <w:rPr>
@@ -1432,7 +1432,7 @@
                 <w:sz w:val="20"/>
                 <w:szCs w:val="20"/>
               </w:rPr>
-              <w:t xml:space="preserve">Quick Check: Format output using f-strings for professional-looking results?</w:t>
+              <w:t xml:space="preserve">Describe the process to format output using f-strings for professional-looking results. What's the trickiest part?</w:t>
             </w:r>
             <w:r>
               <w:rPr>
